--- a/downloads/sections/t11-l02-a-task-key-is-not-a-vibe-learn.docx
+++ b/downloads/sections/t11-l02-a-task-key-is-not-a-vibe-learn.docx
@@ -39,7 +39,7 @@
     </w:p>
     <w:p>
       <w:r>
-        <w:t>confirm. Voice IVA Transfer property names are not copied key-for-key from the digital article.. last checked 2026-10.</w:t>
+        <w:t>confirm. Voice IVA Transfer property names are not copied key-for-key from the digital article. last checked 2026-10.</w:t>
       </w:r>
     </w:p>
   </w:body>
